--- a/docs/visites-guidees/sainte-sophie.docx
+++ b/docs/visites-guidees/sainte-sophie.docx
@@ -30,6 +30,20 @@
     </w:p>
     <w:p>
       <w:r>
+        <w:t>[</w:t>
+      </w:r>
+      <w:r>
+        <w:rPr>
+          <w:rFonts w:ascii="Segoe UI Emoji" w:hAnsi="Segoe UI Emoji" w:cs="Segoe UI Emoji"/>
+        </w:rPr>
+        <w:t>🎧</w:t>
+      </w:r>
+      <w:r>
+        <w:t>]</w:t>
+      </w:r>
+    </w:p>
+    <w:p>
+      <w:r>
         <w:t xml:space="preserve">Bienvenue devant l'un des bâtiments les plus stupéfiants jamais construits par l'être humain. Vous êtes sur le point d'entrer dans Sainte-Sophie — en turc, </w:t>
       </w:r>
       <w:proofErr w:type="spellStart"/>
@@ -63,34 +77,17 @@
           <w:b/>
           <w:bCs/>
         </w:rPr>
-        <w:t xml:space="preserve">en </w:t>
-      </w:r>
-      <w:proofErr w:type="gramStart"/>
-      <w:r>
-        <w:rPr>
-          <w:b/>
-          <w:bCs/>
-        </w:rPr>
-        <w:t xml:space="preserve">grec </w:t>
-      </w:r>
-      <w:r>
-        <w:t xml:space="preserve"> signifie</w:t>
-      </w:r>
-      <w:proofErr w:type="gramEnd"/>
-      <w:r>
-        <w:t xml:space="preserve"> « Sainte Sagesse » ou « Sagesse divine ».</w:t>
-      </w:r>
-      <w:r>
-        <w:t xml:space="preserve"> </w:t>
-      </w:r>
-      <w:proofErr w:type="gramStart"/>
-      <w:r>
-        <w:t xml:space="preserve">La </w:t>
+        <w:t xml:space="preserve">en grec </w:t>
+      </w:r>
+      <w:r>
+        <w:t xml:space="preserve"> signifie « Sainte Sagesse » ou « Sagesse divine ».</w:t>
+      </w:r>
+      <w:r>
+        <w:t xml:space="preserve"> La </w:t>
       </w:r>
       <w:r>
         <w:t>nom</w:t>
       </w:r>
-      <w:proofErr w:type="gramEnd"/>
       <w:r>
         <w:t xml:space="preserve"> de cet édifice</w:t>
       </w:r>
@@ -104,18 +101,10 @@
         <w:t xml:space="preserve"> référence à une notion </w:t>
       </w:r>
       <w:r>
-        <w:t>religieuse (et non à une sainte ou à une personne</w:t>
-      </w:r>
-      <w:proofErr w:type="gramStart"/>
-      <w:r>
-        <w:t>)</w:t>
-      </w:r>
-      <w:r>
-        <w:t>:</w:t>
-      </w:r>
-      <w:proofErr w:type="gramEnd"/>
-      <w:r>
-        <w:t xml:space="preserve"> l'édifice était dédié à la </w:t>
+        <w:t>religieuse (et non à une sainte ou à une personne)</w:t>
+      </w:r>
+      <w:r>
+        <w:t xml:space="preserve">: l'édifice était dédié à la </w:t>
       </w:r>
       <w:r>
         <w:rPr>
@@ -142,6 +131,21 @@
         <w:t>etenez juste un chiffre avant d'entrer : 537. C'est l'année où ce bâtiment a été achevé. Pas rénové, pas restauré : construit, pour la première fois, il y a près de 1500 ans. Et pendant près de mille ans, jusqu'à la construction de la cathédrale de Séville en 1520, ce fut le plus grand édifice religieux du monde.</w:t>
       </w:r>
     </w:p>
+    <w:p>
+      <w:r>
+        <w:t>[</w:t>
+      </w:r>
+      <w:r>
+        <w:rPr>
+          <w:rFonts w:ascii="Segoe UI Emoji" w:hAnsi="Segoe UI Emoji" w:cs="Segoe UI Emoji"/>
+        </w:rPr>
+        <w:t>🎧</w:t>
+      </w:r>
+      <w:r>
+        <w:t>]</w:t>
+      </w:r>
+    </w:p>
+    <w:p/>
     <w:p>
       <w:r>
         <w:rPr>
@@ -199,7 +203,25 @@
     </w:p>
     <w:p>
       <w:r>
-        <w:t>Petite règle du jeu pour cette visite : ce lieu a connu trois vies. Il a été une église chrétienne pendant 900 ans, une mosquée pendant près de 500 ans, un musée pendant 80 ans, et il est aujourd'hui, depuis 2020, à nouveau une mosquée en activité — mais ouverte aux visiteurs de toutes les religions, en dehors des heures de prière. Vous allez donc voir, littéralement superposées sur les mêmes murs, deux civilisations qui se répondent : Byzance et l'Empire ottoman. Gardez cette idée en tête, elle va rendre chaque détail beaucoup plus parlant.</w:t>
+        <w:t>[</w:t>
+      </w:r>
+      <w:r>
+        <w:rPr>
+          <w:rFonts w:ascii="Segoe UI Emoji" w:hAnsi="Segoe UI Emoji" w:cs="Segoe UI Emoji"/>
+        </w:rPr>
+        <w:t>🎧</w:t>
+      </w:r>
+      <w:r>
+        <w:t>]</w:t>
+      </w:r>
+    </w:p>
+    <w:p>
+      <w:r>
+        <w:t xml:space="preserve">Petite règle du jeu pour cette visite : ce lieu a connu trois vies. Il a été une église chrétienne pendant 900 ans, une mosquée pendant près de 500 ans, un musée pendant 80 ans, et il est aujourd'hui, depuis 2020, à nouveau une mosquée en activité — mais ouverte aux visiteurs de toutes les religions, en dehors des heures de prière. Vous allez donc voir, littéralement superposées sur les mêmes murs, deux civilisations qui se </w:t>
+      </w:r>
+      <w:r>
+        <w:lastRenderedPageBreak/>
+        <w:t>répondent : Byzance et l'Empire ottoman. Gardez cette idée en tête, elle va rendre chaque détail beaucoup plus parlant.</w:t>
       </w:r>
     </w:p>
     <w:p>
@@ -207,7 +229,102 @@
         <w:t>Allez, on entre.</w:t>
       </w:r>
     </w:p>
+    <w:p>
+      <w:r>
+        <w:t>[</w:t>
+      </w:r>
+      <w:r>
+        <w:rPr>
+          <w:rFonts w:ascii="Segoe UI Emoji" w:hAnsi="Segoe UI Emoji" w:cs="Segoe UI Emoji"/>
+        </w:rPr>
+        <w:t>🎧</w:t>
+      </w:r>
+      <w:r>
+        <w:t>]</w:t>
+      </w:r>
+    </w:p>
     <w:p/>
+    <w:p>
+      <w:pPr>
+        <w:rPr>
+          <w:b/>
+          <w:bCs/>
+        </w:rPr>
+      </w:pPr>
+      <w:r>
+        <w:rPr>
+          <w:b/>
+          <w:bCs/>
+        </w:rPr>
+        <w:t>QUI A LE DROIT D'ENTRER OÙ, AUJOURD'HUI ?</w:t>
+      </w:r>
+    </w:p>
+    <w:p>
+      <w:r>
+        <w:t>[</w:t>
+      </w:r>
+      <w:r>
+        <w:rPr>
+          <w:rFonts w:ascii="Segoe UI Emoji" w:hAnsi="Segoe UI Emoji" w:cs="Segoe UI Emoji"/>
+        </w:rPr>
+        <w:t>🎧</w:t>
+      </w:r>
+      <w:r>
+        <w:t>]</w:t>
+      </w:r>
+    </w:p>
+    <w:p>
+      <w:r>
+        <w:t>Petite précision pratique avant de commencer, parce qu'elle va expliquer pourquoi votre parcours ne ressemblera peut-être pas exactement à celui décrit dans ce guide.</w:t>
+      </w:r>
+    </w:p>
+    <w:p>
+      <w:r>
+        <w:t>Depuis 2020, Sainte-Sophie est redevenue une mosquée en activité, pas seulement un monument à regarder. Cela change concrètement la circulation à l'intérieur.</w:t>
+      </w:r>
+    </w:p>
+    <w:p>
+      <w:r>
+        <w:t>Le rez-de-chaussée, c'est-à-dire la grande nef que vous découvrez à l'étape 5, est aujourd'hui avant tout un espace de prière. Les fidèles musulmans — qu'ils soient d'Istanbul, d'ailleurs en Turquie, ou de passage depuis l'étranger — y entrent librement et gratuitement, par une entrée qui leur est réservée, pour prier cinq fois par jour. Ce n'est pas une question de nationalité : la seule condition, c'est de venir prier.</w:t>
+      </w:r>
+    </w:p>
+    <w:p>
+      <w:r>
+        <w:t>Les visiteurs non musulmans, eux — qu'ils soient turcs ou étrangers — entrent par une autre porte et accèdent principalement à l'étage, aux galeries que vous allez visiter dans la seconde partie de ce guide. L'accès au rez-de-chaussée leur est parfois possible, mais toujours limité, et totalement fermé pendant les cinq moments de prière quotidiens.</w:t>
+      </w:r>
+    </w:p>
+    <w:p>
+      <w:r>
+        <w:t>Enfin, à l'intérieur même de l'espace de prière, hommes et femmes ne se mêlent pas : comme dans toute mosquée, les hommes prient regroupés face au mihrab, tandis qu'un espace séparé, en retrait, est réservé aux femmes.</w:t>
+      </w:r>
+    </w:p>
+    <w:p>
+      <w:r>
+        <w:t xml:space="preserve">Retenez donc l'essentiel : la vraie frontière ici n'est pas entre </w:t>
+      </w:r>
+      <w:proofErr w:type="spellStart"/>
+      <w:r>
+        <w:t>Istanbouliotes</w:t>
+      </w:r>
+      <w:proofErr w:type="spellEnd"/>
+      <w:r>
+        <w:t xml:space="preserve"> et étrangers, mais entre ceux qui viennent prier et ceux qui viennent visiter — les deux pouvant, à certains moments de la journée, se croiser sous le même dôme.</w:t>
+      </w:r>
+    </w:p>
+    <w:p>
+      <w:r>
+        <w:t>[</w:t>
+      </w:r>
+      <w:r>
+        <w:rPr>
+          <w:rFonts w:ascii="Segoe UI Emoji" w:hAnsi="Segoe UI Emoji" w:cs="Segoe UI Emoji"/>
+        </w:rPr>
+        <w:t>🎧</w:t>
+      </w:r>
+      <w:r>
+        <w:t>]</w:t>
+      </w:r>
+    </w:p>
     <w:p/>
     <w:p>
       <w:pPr>
@@ -221,46 +338,99 @@
           <w:b/>
           <w:bCs/>
         </w:rPr>
+        <w:t>VISITE PAR LE REZ-DE-CHAUSSEE</w:t>
+      </w:r>
+    </w:p>
+    <w:p>
+      <w:pPr>
+        <w:rPr>
+          <w:b/>
+          <w:bCs/>
+        </w:rPr>
+      </w:pPr>
+      <w:r>
+        <w:rPr>
+          <w:b/>
+          <w:bCs/>
+        </w:rPr>
+        <w:t>Les vestiges de la première église (avant l'entrée)</w:t>
+      </w:r>
+    </w:p>
+    <w:p>
+      <w:r>
+        <w:t>[</w:t>
+      </w:r>
+      <w:r>
+        <w:rPr>
+          <w:rFonts w:ascii="Segoe UI Emoji" w:hAnsi="Segoe UI Emoji" w:cs="Segoe UI Emoji"/>
+        </w:rPr>
+        <w:t>🎧</w:t>
+      </w:r>
+      <w:r>
+        <w:t>]</w:t>
+      </w:r>
+    </w:p>
+    <w:p>
+      <w:r>
         <w:lastRenderedPageBreak/>
-        <w:t>QUI A LE DROIT D'ENTRER OÙ, AUJOURD'HUI ?</w:t>
-      </w:r>
-    </w:p>
-    <w:p>
-      <w:r>
-        <w:t>Petite précision pratique avant de commencer, parce qu'elle va expliquer pourquoi votre parcours ne ressemblera peut-être pas exactement à celui décrit dans ce guide.</w:t>
-      </w:r>
-    </w:p>
-    <w:p>
-      <w:r>
-        <w:t>Depuis 2020, Sainte-Sophie est redevenue une mosquée en activité, pas seulement un monument à regarder. Cela change concrètement la circulation à l'intérieur.</w:t>
-      </w:r>
-    </w:p>
-    <w:p>
-      <w:r>
-        <w:t>Le rez-de-chaussée, c'est-à-dire la grande nef que vous découvrez à l'étape 5, est aujourd'hui avant tout un espace de prière. Les fidèles musulmans — qu'ils soient d'Istanbul, d'ailleurs en Turquie, ou de passage depuis l'étranger — y entrent librement et gratuitement, par une entrée qui leur est réservée, pour prier cinq fois par jour. Ce n'est pas une question de nationalité : la seule condition, c'est de venir prier.</w:t>
-      </w:r>
-    </w:p>
-    <w:p>
-      <w:r>
-        <w:t>Les visiteurs non musulmans, eux — qu'ils soient turcs ou étrangers — entrent par une autre porte et accèdent principalement à l'étage, aux galeries que vous allez visiter dans la seconde partie de ce guide. L'accès au rez-de-chaussée leur est parfois possible, mais toujours limité, et totalement fermé pendant les cinq moments de prière quotidiens.</w:t>
-      </w:r>
-    </w:p>
-    <w:p>
-      <w:r>
-        <w:t>Enfin, à l'intérieur même de l'espace de prière, hommes et femmes ne se mêlent pas : comme dans toute mosquée, les hommes prient regroupés face au mihrab, tandis qu'un espace séparé, en retrait, est réservé aux femmes.</w:t>
-      </w:r>
-    </w:p>
-    <w:p>
-      <w:r>
-        <w:t xml:space="preserve">Retenez donc l'essentiel : la vraie frontière ici n'est pas entre </w:t>
+        <w:t xml:space="preserve">Avant même de franchir la porte, sachez que le bâtiment que vous voyez n'est pas le premier sur ce site. C'est en réalité la </w:t>
+      </w:r>
+      <w:r>
+        <w:rPr>
+          <w:b/>
+          <w:bCs/>
+        </w:rPr>
+        <w:t>troisième église</w:t>
+      </w:r>
+      <w:r>
+        <w:t xml:space="preserve"> construite ici. La première a brûlé. La seconde a été détruite dans une émeute en 532 — une révolte si violente qu'elle a rasé la moitié de la ville. Quelques blocs de pierre sculptés, visibles près de l'entrée, sont tout ce qu'il reste de cette deuxième église, celle de l'empereur Théodose II.</w:t>
+      </w:r>
+    </w:p>
+    <w:p>
+      <w:r>
+        <w:t xml:space="preserve">C'est sur ces ruines que l'empereur </w:t>
+      </w:r>
+      <w:r>
+        <w:rPr>
+          <w:b/>
+          <w:bCs/>
+        </w:rPr>
+        <w:t>Justinien</w:t>
+      </w:r>
+      <w:r>
+        <w:t xml:space="preserve"> a décidé de frapper un grand coup : reconstruire quelque chose d'inégalé. Il a donné cinq ans et dix mille ouvriers à ses deux architectes, </w:t>
       </w:r>
       <w:proofErr w:type="spellStart"/>
       <w:r>
-        <w:t>Istanbouliotes</w:t>
+        <w:t>Anthemios</w:t>
       </w:r>
       <w:proofErr w:type="spellEnd"/>
       <w:r>
-        <w:t xml:space="preserve"> et étrangers, mais entre ceux qui viennent prier et ceux qui viennent visiter — les deux pouvant, à certains moments de la journée, se croiser sous le même dôme.</w:t>
+        <w:t xml:space="preserve"> et Isidore. Cinq ans pour un bâtiment que l'on n'a toujours pas dépassé en audace technique. Gardez ce nom en tête : </w:t>
+      </w:r>
+      <w:r>
+        <w:rPr>
+          <w:b/>
+          <w:bCs/>
+        </w:rPr>
+        <w:t>Justinien</w:t>
+      </w:r>
+      <w:r>
+        <w:t>. Vous allez le croiser plusieurs fois.</w:t>
+      </w:r>
+    </w:p>
+    <w:p>
+      <w:r>
+        <w:t>[</w:t>
+      </w:r>
+      <w:r>
+        <w:rPr>
+          <w:rFonts w:ascii="Segoe UI Emoji" w:hAnsi="Segoe UI Emoji" w:cs="Segoe UI Emoji"/>
+        </w:rPr>
+        <w:t>🎧</w:t>
+      </w:r>
+      <w:r>
+        <w:t>]</w:t>
       </w:r>
     </w:p>
     <w:p/>
@@ -276,90 +446,25 @@
           <w:b/>
           <w:bCs/>
         </w:rPr>
-        <w:t>VISITE PAR LE REZ-DE-CHAUSSEE</w:t>
-      </w:r>
-    </w:p>
-    <w:p>
-      <w:pPr>
-        <w:rPr>
-          <w:b/>
-          <w:bCs/>
-        </w:rPr>
-      </w:pPr>
-      <w:r>
-        <w:rPr>
-          <w:b/>
-          <w:bCs/>
-        </w:rPr>
-        <w:t>Les vestiges de la première église (avant l'entrée)</w:t>
-      </w:r>
-    </w:p>
-    <w:p>
-      <w:r>
-        <w:t xml:space="preserve">Avant même de franchir la porte, sachez que le bâtiment que vous voyez n'est pas le premier sur ce site. C'est en réalité la </w:t>
-      </w:r>
-      <w:r>
-        <w:rPr>
-          <w:b/>
-          <w:bCs/>
-        </w:rPr>
-        <w:t>troisième église</w:t>
-      </w:r>
-      <w:r>
-        <w:t xml:space="preserve"> construite ici. La première a brûlé. La seconde a été détruite dans une émeute en 532 — une révolte si violente qu'elle a rasé la moitié de la ville. Quelques blocs de pierre sculptés, visibles près de l'entrée, sont tout ce qu'il reste de cette deuxième église, celle de l'empereur Théodose II.</w:t>
-      </w:r>
-    </w:p>
-    <w:p>
-      <w:r>
-        <w:t xml:space="preserve">C'est sur ces ruines que l'empereur </w:t>
-      </w:r>
-      <w:r>
-        <w:rPr>
-          <w:b/>
-          <w:bCs/>
-        </w:rPr>
-        <w:t>Justinien</w:t>
-      </w:r>
-      <w:r>
-        <w:t xml:space="preserve"> a décidé de frapper un grand coup : reconstruire quelque chose d'inégalé. Il a donné cinq ans et dix mille ouvriers à ses deux architectes, </w:t>
-      </w:r>
-      <w:proofErr w:type="spellStart"/>
-      <w:r>
-        <w:t>Anthemios</w:t>
-      </w:r>
-      <w:proofErr w:type="spellEnd"/>
-      <w:r>
-        <w:t xml:space="preserve"> et Isidore. Cinq ans pour un bâtiment que l'on n'a toujours pas dépassé en audace technique. Gardez ce nom en tête : </w:t>
-      </w:r>
-      <w:r>
-        <w:rPr>
-          <w:b/>
-          <w:bCs/>
-        </w:rPr>
-        <w:t>Justinien</w:t>
-      </w:r>
-      <w:r>
-        <w:t>. Vous allez le croiser plusieurs fois.</w:t>
-      </w:r>
-    </w:p>
-    <w:p/>
-    <w:p>
-      <w:pPr>
-        <w:rPr>
-          <w:b/>
-          <w:bCs/>
-        </w:rPr>
-      </w:pPr>
-      <w:r>
-        <w:rPr>
-          <w:b/>
-          <w:bCs/>
-        </w:rPr>
         <w:t>L'Exonarthex</w:t>
       </w:r>
     </w:p>
     <w:p>
       <w:r>
+        <w:t>[</w:t>
+      </w:r>
+      <w:r>
+        <w:rPr>
+          <w:rFonts w:ascii="Segoe UI Emoji" w:hAnsi="Segoe UI Emoji" w:cs="Segoe UI Emoji"/>
+        </w:rPr>
+        <w:t>🎧</w:t>
+      </w:r>
+      <w:r>
+        <w:t>]</w:t>
+      </w:r>
+    </w:p>
+    <w:p>
+      <w:r>
         <w:t>Vous entrez maintenant dans un long couloir voûté : c'est l'</w:t>
       </w:r>
       <w:r>
@@ -375,9 +480,24 @@
     </w:p>
     <w:p>
       <w:r>
+        <w:t>[</w:t>
+      </w:r>
+      <w:r>
+        <w:rPr>
+          <w:rFonts w:ascii="Segoe UI Emoji" w:hAnsi="Segoe UI Emoji" w:cs="Segoe UI Emoji"/>
+        </w:rPr>
+        <w:t>🎧</w:t>
+      </w:r>
+      <w:r>
+        <w:t>]</w:t>
+      </w:r>
+    </w:p>
+    <w:p>
+      <w:r>
         <w:rPr>
           <w:noProof/>
         </w:rPr>
+        <w:lastRenderedPageBreak/>
         <w:drawing>
           <wp:inline distT="0" distB="0" distL="0" distR="0" wp14:anchorId="4453D536" wp14:editId="2D0C248F">
             <wp:extent cx="5760720" cy="3352800"/>
@@ -451,6 +571,20 @@
     </w:p>
     <w:p>
       <w:r>
+        <w:t>[</w:t>
+      </w:r>
+      <w:r>
+        <w:rPr>
+          <w:rFonts w:ascii="Segoe UI Emoji" w:hAnsi="Segoe UI Emoji" w:cs="Segoe UI Emoji"/>
+        </w:rPr>
+        <w:t>🎧</w:t>
+      </w:r>
+      <w:r>
+        <w:t>]</w:t>
+      </w:r>
+    </w:p>
+    <w:p>
+      <w:r>
         <w:t xml:space="preserve">Un pas de plus, et vous entrez dans le </w:t>
       </w:r>
       <w:r>
@@ -482,11 +616,26 @@
     </w:p>
     <w:p>
       <w:r>
+        <w:t>[</w:t>
+      </w:r>
+      <w:r>
+        <w:rPr>
+          <w:rFonts w:ascii="Segoe UI Emoji" w:hAnsi="Segoe UI Emoji" w:cs="Segoe UI Emoji"/>
+        </w:rPr>
+        <w:t>🎧</w:t>
+      </w:r>
+      <w:r>
+        <w:t>]</w:t>
+      </w:r>
+    </w:p>
+    <w:p>
+      <w:r>
         <w:rPr>
           <w:noProof/>
         </w:rPr>
+        <w:lastRenderedPageBreak/>
         <w:drawing>
-          <wp:inline distT="0" distB="0" distL="0" distR="0" wp14:anchorId="70DEA5A9" wp14:editId="1A2F457E">
+          <wp:inline distT="0" distB="0" distL="0" distR="0" wp14:anchorId="70DEA5A9" wp14:editId="4D528D30">
             <wp:extent cx="2548649" cy="3512820"/>
             <wp:effectExtent l="0" t="0" r="4445" b="0"/>
             <wp:docPr id="584604288" name="Image 2" descr="Le Narthex De La Mosquée Sainte-Sophie. Istanbul, Turquie Image éditorial -  Image du pierre, république: 130033845"/>
@@ -553,6 +702,20 @@
     </w:p>
     <w:p>
       <w:r>
+        <w:t>[</w:t>
+      </w:r>
+      <w:r>
+        <w:rPr>
+          <w:rFonts w:ascii="Segoe UI Emoji" w:hAnsi="Segoe UI Emoji" w:cs="Segoe UI Emoji"/>
+        </w:rPr>
+        <w:t>🎧</w:t>
+      </w:r>
+      <w:r>
+        <w:t>]</w:t>
+      </w:r>
+    </w:p>
+    <w:p>
+      <w:r>
         <w:t xml:space="preserve">Devant vous, au centre du narthex, se dresse la plus grande des neuf portes qui mènent à la </w:t>
       </w:r>
       <w:r>
@@ -602,11 +765,26 @@
     </w:p>
     <w:p>
       <w:r>
+        <w:t>[</w:t>
+      </w:r>
+      <w:r>
+        <w:rPr>
+          <w:rFonts w:ascii="Segoe UI Emoji" w:hAnsi="Segoe UI Emoji" w:cs="Segoe UI Emoji"/>
+        </w:rPr>
+        <w:t>🎧</w:t>
+      </w:r>
+      <w:r>
+        <w:t>]</w:t>
+      </w:r>
+    </w:p>
+    <w:p>
+      <w:r>
         <w:rPr>
           <w:noProof/>
         </w:rPr>
+        <w:lastRenderedPageBreak/>
         <w:drawing>
-          <wp:inline distT="0" distB="0" distL="0" distR="0" wp14:anchorId="5DF1ECE0" wp14:editId="6453B828">
+          <wp:inline distT="0" distB="0" distL="0" distR="0" wp14:anchorId="5DF1ECE0" wp14:editId="29FC40E6">
             <wp:extent cx="3464263" cy="2313709"/>
             <wp:effectExtent l="0" t="0" r="3175" b="0"/>
             <wp:docPr id="603642800" name="Image 8"/>
@@ -657,6 +835,20 @@
     </w:p>
     <w:p>
       <w:r>
+        <w:t>[</w:t>
+      </w:r>
+      <w:r>
+        <w:rPr>
+          <w:rFonts w:ascii="Segoe UI Emoji" w:hAnsi="Segoe UI Emoji" w:cs="Segoe UI Emoji"/>
+        </w:rPr>
+        <w:t>🎧</w:t>
+      </w:r>
+      <w:r>
+        <w:t>]</w:t>
+      </w:r>
+    </w:p>
+    <w:p>
+      <w:r>
         <w:t>À ses pieds, minuscule, un homme prosterné, front contre terre. On pense qu'il s'agit de l'empereur Léon VI, qui s'était marié quatre fois — un scandale à l'époque — et qui demande ici, symboliquement, le pardon. De part et d'autre du Christ, deux médaillons : la Vierge Marie et un archange, qui semblent plaider en sa faveur. C'est une image de jugement, mais aussi de miséricorde.</w:t>
       </w:r>
     </w:p>
@@ -665,6 +857,20 @@
         <w:t>Retenez bien ce visage du Christ : plus tard, à l'étage, vous en croiserez un autre, très différent — plus doux, presque mélancolique. Vous pourrez comparer les deux styles, à sept siècles d'écart.</w:t>
       </w:r>
     </w:p>
+    <w:p>
+      <w:r>
+        <w:t>[</w:t>
+      </w:r>
+      <w:r>
+        <w:rPr>
+          <w:rFonts w:ascii="Segoe UI Emoji" w:hAnsi="Segoe UI Emoji" w:cs="Segoe UI Emoji"/>
+        </w:rPr>
+        <w:t>🎧</w:t>
+      </w:r>
+      <w:r>
+        <w:t>]</w:t>
+      </w:r>
+    </w:p>
     <w:p/>
     <w:p>
       <w:pPr>
@@ -683,6 +889,20 @@
     </w:p>
     <w:p>
       <w:r>
+        <w:t>[</w:t>
+      </w:r>
+      <w:r>
+        <w:rPr>
+          <w:rFonts w:ascii="Segoe UI Emoji" w:hAnsi="Segoe UI Emoji" w:cs="Segoe UI Emoji"/>
+        </w:rPr>
+        <w:t>🎧</w:t>
+      </w:r>
+      <w:r>
+        <w:t>]</w:t>
+      </w:r>
+    </w:p>
+    <w:p>
+      <w:r>
         <w:t>Et maintenant, franchissez la porte.</w:t>
       </w:r>
       <w:r>
@@ -721,9 +941,24 @@
     </w:p>
     <w:p>
       <w:r>
+        <w:t>[</w:t>
+      </w:r>
+      <w:r>
+        <w:rPr>
+          <w:rFonts w:ascii="Segoe UI Emoji" w:hAnsi="Segoe UI Emoji" w:cs="Segoe UI Emoji"/>
+        </w:rPr>
+        <w:t>🎧</w:t>
+      </w:r>
+      <w:r>
+        <w:t>]</w:t>
+      </w:r>
+    </w:p>
+    <w:p>
+      <w:r>
         <w:rPr>
           <w:noProof/>
         </w:rPr>
+        <w:lastRenderedPageBreak/>
         <w:drawing>
           <wp:inline distT="0" distB="0" distL="0" distR="0" wp14:anchorId="5BCA824B" wp14:editId="02F54E9E">
             <wp:extent cx="3357159" cy="2518239"/>
@@ -776,6 +1011,20 @@
     </w:p>
     <w:p>
       <w:r>
+        <w:t>[</w:t>
+      </w:r>
+      <w:r>
+        <w:rPr>
+          <w:rFonts w:ascii="Segoe UI Emoji" w:hAnsi="Segoe UI Emoji" w:cs="Segoe UI Emoji"/>
+        </w:rPr>
+        <w:t>🎧</w:t>
+      </w:r>
+      <w:r>
+        <w:t>]</w:t>
+      </w:r>
+    </w:p>
+    <w:p>
+      <w:r>
         <w:t xml:space="preserve"> Et le plus stupéfiant : à sa base, cette coupole est percée de </w:t>
       </w:r>
       <w:r>
@@ -821,6 +1070,20 @@
         <w:t>, qui veut dire « nombril » — le nombril du monde byzantin, en quelque sorte. C'est ici, exactement à cet endroit, que les empereurs byzantins étaient couronnés, entourés de dignitaires positionnés selon un ordre protocolaire extrêmement codifié. Ce simple dallage de pierre a donc vu défiler, pendant des siècles, la naissance officielle de dizaines d'empereurs.</w:t>
       </w:r>
     </w:p>
+    <w:p>
+      <w:r>
+        <w:t>[</w:t>
+      </w:r>
+      <w:r>
+        <w:rPr>
+          <w:rFonts w:ascii="Segoe UI Emoji" w:hAnsi="Segoe UI Emoji" w:cs="Segoe UI Emoji"/>
+        </w:rPr>
+        <w:t>🎧</w:t>
+      </w:r>
+      <w:r>
+        <w:t>]</w:t>
+      </w:r>
+    </w:p>
     <w:p/>
     <w:p>
       <w:pPr>
@@ -846,7 +1109,51 @@
     </w:p>
     <w:p>
       <w:r>
+        <w:t>[</w:t>
+      </w:r>
+      <w:r>
+        <w:rPr>
+          <w:rFonts w:ascii="Segoe UI Emoji" w:hAnsi="Segoe UI Emoji" w:cs="Segoe UI Emoji"/>
+        </w:rPr>
+        <w:t>🎧</w:t>
+      </w:r>
+      <w:r>
+        <w:t>]</w:t>
+      </w:r>
+    </w:p>
+    <w:p>
+      <w:r>
         <w:t xml:space="preserve">De chaque côté de la nef, vous remarquerez deux immenses jarres de pierre, presque aussi hautes qu'un homme. </w:t>
+      </w:r>
+    </w:p>
+    <w:p>
+      <w:r>
+        <w:lastRenderedPageBreak/>
+        <w:t>Elles sont sculptées dans un seul bloc d'</w:t>
+      </w:r>
+      <w:r>
+        <w:rPr>
+          <w:b/>
+          <w:bCs/>
+        </w:rPr>
+        <w:t>albâtre</w:t>
+      </w:r>
+      <w:r>
+        <w:t xml:space="preserve"> — un exploit à elles seules. Elles datent de l'époque hellénistique, plusieurs siècles avant même la construction de cette église, et viennent de la ville antique de Pergame, en Anatolie. Elles ont été apportées ici bien plus tard, au XVIe siècle, par un sultan ottoman, pour contenir de l'eau ou des boissons fraîches lors des grandes cérémonies. Deux mille ans d'histoire, posées comme de simples meubles.</w:t>
+      </w:r>
+    </w:p>
+    <w:p>
+      <w:r>
+        <w:t>[</w:t>
+      </w:r>
+      <w:r>
+        <w:rPr>
+          <w:rFonts w:ascii="Segoe UI Emoji" w:hAnsi="Segoe UI Emoji" w:cs="Segoe UI Emoji"/>
+        </w:rPr>
+        <w:t>🎧</w:t>
+      </w:r>
+      <w:r>
+        <w:t>]</w:t>
       </w:r>
     </w:p>
     <w:p>
@@ -906,17 +1213,16 @@
     </w:p>
     <w:p>
       <w:r>
-        <w:t>Elles sont sculptées dans un seul bloc d'</w:t>
-      </w:r>
-      <w:r>
-        <w:rPr>
-          <w:b/>
-          <w:bCs/>
-        </w:rPr>
-        <w:t>albâtre</w:t>
-      </w:r>
-      <w:r>
-        <w:t xml:space="preserve"> — un exploit à elles seules. Elles datent de l'époque hellénistique, plusieurs siècles avant même la construction de cette église, et viennent de la ville antique de Pergame, en Anatolie. Elles ont été apportées ici bien plus tard, au XVIe siècle, par un sultan ottoman, pour contenir de l'eau ou des boissons fraîches lors des grandes cérémonies. Deux mille ans d'histoire, posées comme de simples meubles.</w:t>
+        <w:t>[</w:t>
+      </w:r>
+      <w:r>
+        <w:rPr>
+          <w:rFonts w:ascii="Segoe UI Emoji" w:hAnsi="Segoe UI Emoji" w:cs="Segoe UI Emoji"/>
+        </w:rPr>
+        <w:t>🎧</w:t>
+      </w:r>
+      <w:r>
+        <w:t>]</w:t>
       </w:r>
     </w:p>
     <w:p>
@@ -940,6 +1246,20 @@
       </w:r>
       <w:r>
         <w:t>.</w:t>
+      </w:r>
+    </w:p>
+    <w:p>
+      <w:r>
+        <w:t>[</w:t>
+      </w:r>
+      <w:r>
+        <w:rPr>
+          <w:rFonts w:ascii="Segoe UI Emoji" w:hAnsi="Segoe UI Emoji" w:cs="Segoe UI Emoji"/>
+        </w:rPr>
+        <w:t>🎧</w:t>
+      </w:r>
+      <w:r>
+        <w:t>]</w:t>
       </w:r>
     </w:p>
     <w:p>
@@ -1000,6 +1320,21 @@
     <w:p/>
     <w:p>
       <w:r>
+        <w:t>[</w:t>
+      </w:r>
+      <w:r>
+        <w:rPr>
+          <w:rFonts w:ascii="Segoe UI Emoji" w:hAnsi="Segoe UI Emoji" w:cs="Segoe UI Emoji"/>
+        </w:rPr>
+        <w:t>🎧</w:t>
+      </w:r>
+      <w:r>
+        <w:t>]</w:t>
+      </w:r>
+    </w:p>
+    <w:p>
+      <w:r>
+        <w:lastRenderedPageBreak/>
         <w:t xml:space="preserve">Regardez maintenant tout en haut, aux quatre coins de la salle, juste avant que les murs ne rejoignent la coupole. Vous apercevez quatre immenses figures ailées, en partie recouvertes d'un voile doré ou métallique par les autorités ottomanes par respect pour l'interdit islamique de représenter des visages dans un lieu de culte. Ce sont des </w:t>
       </w:r>
       <w:r>
@@ -1017,6 +1352,20 @@
       </w:r>
       <w:r>
         <w:t xml:space="preserve">. </w:t>
+      </w:r>
+    </w:p>
+    <w:p>
+      <w:r>
+        <w:t>[</w:t>
+      </w:r>
+      <w:r>
+        <w:rPr>
+          <w:rFonts w:ascii="Segoe UI Emoji" w:hAnsi="Segoe UI Emoji" w:cs="Segoe UI Emoji"/>
+        </w:rPr>
+        <w:t>🎧</w:t>
+      </w:r>
+      <w:r>
+        <w:t>]</w:t>
       </w:r>
     </w:p>
     <w:p>
@@ -1076,6 +1425,20 @@
     </w:p>
     <w:p>
       <w:r>
+        <w:t>[</w:t>
+      </w:r>
+      <w:r>
+        <w:rPr>
+          <w:rFonts w:ascii="Segoe UI Emoji" w:hAnsi="Segoe UI Emoji" w:cs="Segoe UI Emoji"/>
+        </w:rPr>
+        <w:t>🎧</w:t>
+      </w:r>
+      <w:r>
+        <w:t>]</w:t>
+      </w:r>
+    </w:p>
+    <w:p>
+      <w:r>
         <w:t xml:space="preserve">Ils occupent ce que les architectes appellent des </w:t>
       </w:r>
       <w:r>
@@ -1089,6 +1452,20 @@
         <w:t xml:space="preserve"> : les quatre triangles de maçonnerie qui font la jonction entre un plafond carré et une coupole ronde. C'est d'ailleurs ici, à Sainte-Sophie, que cette solution technique a été inventée. Sans ce détail invisible du grand public, la coupole que vous admirez n'existerait tout simplement pas.</w:t>
       </w:r>
     </w:p>
+    <w:p>
+      <w:r>
+        <w:t>[</w:t>
+      </w:r>
+      <w:r>
+        <w:rPr>
+          <w:rFonts w:ascii="Segoe UI Emoji" w:hAnsi="Segoe UI Emoji" w:cs="Segoe UI Emoji"/>
+        </w:rPr>
+        <w:t>🎧</w:t>
+      </w:r>
+      <w:r>
+        <w:t>]</w:t>
+      </w:r>
+    </w:p>
     <w:p/>
     <w:p>
       <w:pPr>
@@ -1122,6 +1499,20 @@
     </w:p>
     <w:p>
       <w:r>
+        <w:t>[</w:t>
+      </w:r>
+      <w:r>
+        <w:rPr>
+          <w:rFonts w:ascii="Segoe UI Emoji" w:hAnsi="Segoe UI Emoji" w:cs="Segoe UI Emoji"/>
+        </w:rPr>
+        <w:t>🎧</w:t>
+      </w:r>
+      <w:r>
+        <w:t>]</w:t>
+      </w:r>
+    </w:p>
+    <w:p>
+      <w:r>
         <w:t xml:space="preserve">Toujours au fond de la nef, un peu en dessous de la mosaïque de la Vierge, vous remarquez une niche décorative : c'est le </w:t>
       </w:r>
       <w:r>
@@ -1133,6 +1524,21 @@
       </w:r>
       <w:r>
         <w:t xml:space="preserve">, ajouté quand le bâtiment est devenu une mosquée en 1453. </w:t>
+      </w:r>
+    </w:p>
+    <w:p>
+      <w:r>
+        <w:lastRenderedPageBreak/>
+        <w:t>[</w:t>
+      </w:r>
+      <w:r>
+        <w:rPr>
+          <w:rFonts w:ascii="Segoe UI Emoji" w:hAnsi="Segoe UI Emoji" w:cs="Segoe UI Emoji"/>
+        </w:rPr>
+        <w:t>🎧</w:t>
+      </w:r>
+      <w:r>
+        <w:t>]</w:t>
       </w:r>
     </w:p>
     <w:p>
@@ -1192,6 +1598,20 @@
     </w:p>
     <w:p>
       <w:r>
+        <w:t>[</w:t>
+      </w:r>
+      <w:r>
+        <w:rPr>
+          <w:rFonts w:ascii="Segoe UI Emoji" w:hAnsi="Segoe UI Emoji" w:cs="Segoe UI Emoji"/>
+        </w:rPr>
+        <w:t>🎧</w:t>
+      </w:r>
+      <w:r>
+        <w:t>]</w:t>
+      </w:r>
+    </w:p>
+    <w:p>
+      <w:r>
         <w:t>Son rôle est simple : indiquer aux fidèles musulmans la direction de La Mecque, vers laquelle on se tourne pour prier. Regardez bien son orientation : il n'est pas centré au milieu de l'abside, mais légèrement décalé sur la droite. Ce n'est pas une erreur de construction — c'est volontaire. Le bâtiment, lui, est orienté vers l'est liturgique chrétien ; La Mecque se trouve dans une direction légèrement différente. Ce petit décalage, à lui seul, raconte toute la conversion du lieu.</w:t>
       </w:r>
     </w:p>
@@ -1220,6 +1640,20 @@
       </w:r>
       <w:r>
         <w:t xml:space="preserve"> du vendredi.</w:t>
+      </w:r>
+    </w:p>
+    <w:p>
+      <w:r>
+        <w:t>[</w:t>
+      </w:r>
+      <w:r>
+        <w:rPr>
+          <w:rFonts w:ascii="Segoe UI Emoji" w:hAnsi="Segoe UI Emoji" w:cs="Segoe UI Emoji"/>
+        </w:rPr>
+        <w:t>🎧</w:t>
+      </w:r>
+      <w:r>
+        <w:t>]</w:t>
       </w:r>
     </w:p>
     <w:p>
@@ -1302,6 +1736,20 @@
     </w:p>
     <w:p>
       <w:r>
+        <w:t>[</w:t>
+      </w:r>
+      <w:r>
+        <w:rPr>
+          <w:rFonts w:ascii="Segoe UI Emoji" w:hAnsi="Segoe UI Emoji" w:cs="Segoe UI Emoji"/>
+        </w:rPr>
+        <w:t>🎧</w:t>
+      </w:r>
+      <w:r>
+        <w:t>]</w:t>
+      </w:r>
+    </w:p>
+    <w:p>
+      <w:r>
         <w:t xml:space="preserve">Avancez vers le fond de la nef et levez les yeux vers la demi-coupole, au-dessus de l'espace le plus sacré de l'ancienne église. Vous y voyez une mosaïque de la </w:t>
       </w:r>
       <w:r>
@@ -1335,6 +1783,20 @@
       </w:r>
       <w:r>
         <w:t xml:space="preserve"> séjour ici).</w:t>
+      </w:r>
+    </w:p>
+    <w:p>
+      <w:r>
+        <w:t>[</w:t>
+      </w:r>
+      <w:r>
+        <w:rPr>
+          <w:rFonts w:ascii="Segoe UI Emoji" w:hAnsi="Segoe UI Emoji" w:cs="Segoe UI Emoji"/>
+        </w:rPr>
+        <w:t>🎧</w:t>
+      </w:r>
+      <w:r>
+        <w:t>]</w:t>
       </w:r>
     </w:p>
     <w:p>
@@ -1410,6 +1872,20 @@
     </w:p>
     <w:p>
       <w:r>
+        <w:t>[</w:t>
+      </w:r>
+      <w:r>
+        <w:rPr>
+          <w:rFonts w:ascii="Segoe UI Emoji" w:hAnsi="Segoe UI Emoji" w:cs="Segoe UI Emoji"/>
+        </w:rPr>
+        <w:t>🎧</w:t>
+      </w:r>
+      <w:r>
+        <w:t>]</w:t>
+      </w:r>
+    </w:p>
+    <w:p>
+      <w:r>
         <w:t xml:space="preserve">En vous retournant, sur le côté, une plateforme surélevée entourée d'un écran ajouré attire l'œil : c'est la </w:t>
       </w:r>
       <w:r>
@@ -1421,6 +1897,21 @@
       </w:r>
       <w:r>
         <w:t xml:space="preserve">, ajoutée au XIXe siècle. </w:t>
+      </w:r>
+    </w:p>
+    <w:p>
+      <w:r>
+        <w:lastRenderedPageBreak/>
+        <w:t>[</w:t>
+      </w:r>
+      <w:r>
+        <w:rPr>
+          <w:rFonts w:ascii="Segoe UI Emoji" w:hAnsi="Segoe UI Emoji" w:cs="Segoe UI Emoji"/>
+        </w:rPr>
+        <w:t>🎧</w:t>
+      </w:r>
+      <w:r>
+        <w:t>]</w:t>
       </w:r>
     </w:p>
     <w:p>
@@ -1480,7 +1971,35 @@
     </w:p>
     <w:p>
       <w:r>
+        <w:t>[</w:t>
+      </w:r>
+      <w:r>
+        <w:rPr>
+          <w:rFonts w:ascii="Segoe UI Emoji" w:hAnsi="Segoe UI Emoji" w:cs="Segoe UI Emoji"/>
+        </w:rPr>
+        <w:t>🎧</w:t>
+      </w:r>
+      <w:r>
+        <w:t>]</w:t>
+      </w:r>
+    </w:p>
+    <w:p>
+      <w:r>
         <w:t>Elle permettait au souverain ottoman de suivre la prière sans être vu de la foule — une question à la fois de sécurité et de protocole, le pouvoir se donnant rarement entièrement à voir.</w:t>
+      </w:r>
+    </w:p>
+    <w:p>
+      <w:r>
+        <w:t>[</w:t>
+      </w:r>
+      <w:r>
+        <w:rPr>
+          <w:rFonts w:ascii="Segoe UI Emoji" w:hAnsi="Segoe UI Emoji" w:cs="Segoe UI Emoji"/>
+        </w:rPr>
+        <w:t>🎧</w:t>
+      </w:r>
+      <w:r>
+        <w:t>]</w:t>
       </w:r>
     </w:p>
     <w:p/>
@@ -1507,6 +2026,20 @@
     </w:p>
     <w:p>
       <w:r>
+        <w:t>[</w:t>
+      </w:r>
+      <w:r>
+        <w:rPr>
+          <w:rFonts w:ascii="Segoe UI Emoji" w:hAnsi="Segoe UI Emoji" w:cs="Segoe UI Emoji"/>
+        </w:rPr>
+        <w:t>🎧</w:t>
+      </w:r>
+      <w:r>
+        <w:t>]</w:t>
+      </w:r>
+    </w:p>
+    <w:p>
+      <w:r>
         <w:t xml:space="preserve">Pour monter à l'étage, vous n'empruntez pas un escalier classique, mais une </w:t>
       </w:r>
       <w:r>
@@ -1520,6 +2053,20 @@
         <w:t>, qui tourne sur elle-même comme un ressort. Ce choix architectural n'est pas un hasard : cette rampe devait permettre à l'impératrice et à sa cour de monter en litière, portées par des serviteurs, sans avoir à descendre à chaque marche. Un simple détail de circulation qui en dit long sur l'étiquette de la cour byzantine.</w:t>
       </w:r>
     </w:p>
+    <w:p>
+      <w:r>
+        <w:t>[</w:t>
+      </w:r>
+      <w:r>
+        <w:rPr>
+          <w:rFonts w:ascii="Segoe UI Emoji" w:hAnsi="Segoe UI Emoji" w:cs="Segoe UI Emoji"/>
+        </w:rPr>
+        <w:t>🎧</w:t>
+      </w:r>
+      <w:r>
+        <w:t>]</w:t>
+      </w:r>
+    </w:p>
     <w:p/>
     <w:p>
       <w:pPr>
@@ -1538,6 +2085,21 @@
     </w:p>
     <w:p>
       <w:r>
+        <w:lastRenderedPageBreak/>
+        <w:t>[</w:t>
+      </w:r>
+      <w:r>
+        <w:rPr>
+          <w:rFonts w:ascii="Segoe UI Emoji" w:hAnsi="Segoe UI Emoji" w:cs="Segoe UI Emoji"/>
+        </w:rPr>
+        <w:t>🎧</w:t>
+      </w:r>
+      <w:r>
+        <w:t>]</w:t>
+      </w:r>
+    </w:p>
+    <w:p>
+      <w:r>
         <w:t xml:space="preserve">Vous voici dans la </w:t>
       </w:r>
       <w:r>
@@ -1561,6 +2123,20 @@
       </w:r>
       <w:r>
         <w:t>fer à cheval. Dans l'église byzantine, les femmes n'avaient pas le droit d'assister à la messe au même niveau que les hommes : elles suivaient l'office depuis ces galeries surélevées. C'est ici que se tenait la cour impériale au féminin, entourée de ses dignitaires et de son clergé personnel.</w:t>
+      </w:r>
+    </w:p>
+    <w:p>
+      <w:r>
+        <w:t>[</w:t>
+      </w:r>
+      <w:r>
+        <w:rPr>
+          <w:rFonts w:ascii="Segoe UI Emoji" w:hAnsi="Segoe UI Emoji" w:cs="Segoe UI Emoji"/>
+        </w:rPr>
+        <w:t>🎧</w:t>
+      </w:r>
+      <w:r>
+        <w:t>]</w:t>
       </w:r>
     </w:p>
     <w:p/>
@@ -1582,6 +2158,20 @@
     </w:p>
     <w:p>
       <w:r>
+        <w:t>[</w:t>
+      </w:r>
+      <w:r>
+        <w:rPr>
+          <w:rFonts w:ascii="Segoe UI Emoji" w:hAnsi="Segoe UI Emoji" w:cs="Segoe UI Emoji"/>
+        </w:rPr>
+        <w:t>🎧</w:t>
+      </w:r>
+      <w:r>
+        <w:t>]</w:t>
+      </w:r>
+    </w:p>
+    <w:p>
+      <w:r>
         <w:t>En avançant dans</w:t>
       </w:r>
       <w:r>
@@ -1605,6 +2195,20 @@
       </w:r>
       <w:r>
         <w:t xml:space="preserve"> </w:t>
+      </w:r>
+    </w:p>
+    <w:p>
+      <w:r>
+        <w:t>[</w:t>
+      </w:r>
+      <w:r>
+        <w:rPr>
+          <w:rFonts w:ascii="Segoe UI Emoji" w:hAnsi="Segoe UI Emoji" w:cs="Segoe UI Emoji"/>
+        </w:rPr>
+        <w:t>🎧</w:t>
+      </w:r>
+      <w:r>
+        <w:t>]</w:t>
       </w:r>
     </w:p>
     <w:p>
@@ -1664,6 +2268,20 @@
     </w:p>
     <w:p>
       <w:r>
+        <w:t>[</w:t>
+      </w:r>
+      <w:r>
+        <w:rPr>
+          <w:rFonts w:ascii="Segoe UI Emoji" w:hAnsi="Segoe UI Emoji" w:cs="Segoe UI Emoji"/>
+        </w:rPr>
+        <w:t>🎧</w:t>
+      </w:r>
+      <w:r>
+        <w:t>]</w:t>
+      </w:r>
+    </w:p>
+    <w:p>
+      <w:r>
         <w:t xml:space="preserve">Depuis cette loge, on dispose d’une vue exceptionnelle sur la nef et sur ces éléments (détaillés dans la visite du </w:t>
       </w:r>
       <w:proofErr w:type="spellStart"/>
@@ -1675,6 +2293,20 @@
         <w:t>-de chaussée : écoutez l’audio du rez-de-chaussée si vous ne l’avez pas visité auparavant).</w:t>
       </w:r>
     </w:p>
+    <w:p>
+      <w:r>
+        <w:t>[</w:t>
+      </w:r>
+      <w:r>
+        <w:rPr>
+          <w:rFonts w:ascii="Segoe UI Emoji" w:hAnsi="Segoe UI Emoji" w:cs="Segoe UI Emoji"/>
+        </w:rPr>
+        <w:t>🎧</w:t>
+      </w:r>
+      <w:r>
+        <w:t>]</w:t>
+      </w:r>
+    </w:p>
     <w:p/>
     <w:p>
       <w:pPr>
@@ -1700,6 +2332,20 @@
     </w:p>
     <w:p>
       <w:r>
+        <w:t>[</w:t>
+      </w:r>
+      <w:r>
+        <w:rPr>
+          <w:rFonts w:ascii="Segoe UI Emoji" w:hAnsi="Segoe UI Emoji" w:cs="Segoe UI Emoji"/>
+        </w:rPr>
+        <w:t>🎧</w:t>
+      </w:r>
+      <w:r>
+        <w:t>]</w:t>
+      </w:r>
+    </w:p>
+    <w:p>
+      <w:r>
         <w:t xml:space="preserve">Vous passez maintenant sous un cadre de porte en marbre veiné, sans battant aujourd'hui. Son surnom populaire est saisissant : la </w:t>
       </w:r>
       <w:r>
@@ -1711,6 +2357,20 @@
       </w:r>
       <w:r>
         <w:t xml:space="preserve">. </w:t>
+      </w:r>
+    </w:p>
+    <w:p>
+      <w:r>
+        <w:t>[</w:t>
+      </w:r>
+      <w:r>
+        <w:rPr>
+          <w:rFonts w:ascii="Segoe UI Emoji" w:hAnsi="Segoe UI Emoji" w:cs="Segoe UI Emoji"/>
+        </w:rPr>
+        <w:t>🎧</w:t>
+      </w:r>
+      <w:r>
+        <w:t>]</w:t>
       </w:r>
     </w:p>
     <w:p>
@@ -1770,6 +2430,20 @@
     </w:p>
     <w:p>
       <w:r>
+        <w:t>[</w:t>
+      </w:r>
+      <w:r>
+        <w:rPr>
+          <w:rFonts w:ascii="Segoe UI Emoji" w:hAnsi="Segoe UI Emoji" w:cs="Segoe UI Emoji"/>
+        </w:rPr>
+        <w:t>🎧</w:t>
+      </w:r>
+      <w:r>
+        <w:t>]</w:t>
+      </w:r>
+    </w:p>
+    <w:p>
+      <w:r>
         <w:t>Elle menait autrefois à une salle où se réunissait le synode, l'assemblée des plus hauts responsables religieux de l'Empire. Selon la légende, ceux qui franchissaient cette porte pour y être jugés en ressortaient soit absous, soit condamnés — d'où son nom.</w:t>
       </w:r>
     </w:p>
@@ -1810,6 +2484,20 @@
       </w:r>
       <w:r>
         <w:t>Constantinople en 1204.</w:t>
+      </w:r>
+    </w:p>
+    <w:p>
+      <w:r>
+        <w:t>[</w:t>
+      </w:r>
+      <w:r>
+        <w:rPr>
+          <w:rFonts w:ascii="Segoe UI Emoji" w:hAnsi="Segoe UI Emoji" w:cs="Segoe UI Emoji"/>
+        </w:rPr>
+        <w:t>🎧</w:t>
+      </w:r>
+      <w:r>
+        <w:t>]</w:t>
       </w:r>
     </w:p>
     <w:p>
@@ -1902,6 +2590,20 @@
     </w:p>
     <w:p>
       <w:r>
+        <w:t>[</w:t>
+      </w:r>
+      <w:r>
+        <w:rPr>
+          <w:rFonts w:ascii="Segoe UI Emoji" w:hAnsi="Segoe UI Emoji" w:cs="Segoe UI Emoji"/>
+        </w:rPr>
+        <w:t>🎧</w:t>
+      </w:r>
+      <w:r>
+        <w:t>]</w:t>
+      </w:r>
+    </w:p>
+    <w:p>
+      <w:r>
         <w:t xml:space="preserve">Approchez-vous maintenant du mur est de cette galerie. Vous êtes devant ce que beaucoup d'historiens de l'art considèrent comme </w:t>
       </w:r>
       <w:r>
@@ -1925,6 +2627,20 @@
       <w:proofErr w:type="spellEnd"/>
       <w:r>
         <w:t>.</w:t>
+      </w:r>
+    </w:p>
+    <w:p>
+      <w:r>
+        <w:t>[</w:t>
+      </w:r>
+      <w:r>
+        <w:rPr>
+          <w:rFonts w:ascii="Segoe UI Emoji" w:hAnsi="Segoe UI Emoji" w:cs="Segoe UI Emoji"/>
+        </w:rPr>
+        <w:t>🎧</w:t>
+      </w:r>
+      <w:r>
+        <w:t>]</w:t>
       </w:r>
     </w:p>
     <w:p>
@@ -2041,6 +2757,20 @@
     <w:p/>
     <w:p>
       <w:r>
+        <w:t>[</w:t>
+      </w:r>
+      <w:r>
+        <w:rPr>
+          <w:rFonts w:ascii="Segoe UI Emoji" w:hAnsi="Segoe UI Emoji" w:cs="Segoe UI Emoji"/>
+        </w:rPr>
+        <w:t>🎧</w:t>
+      </w:r>
+      <w:r>
+        <w:t>]</w:t>
+      </w:r>
+    </w:p>
+    <w:p>
+      <w:r>
         <w:t xml:space="preserve">« </w:t>
       </w:r>
       <w:proofErr w:type="spellStart"/>
@@ -2057,6 +2787,20 @@
         <w:t>Cette mosaïque date du XIIIe siècle, presque 700 ans après les premières mosaïques du rez-de-chaussée. Et ça se voit : c'est un tournant artistique, l'un des tout premiers signes, en Orient, de ce qui deviendra plus tard la Renaissance en Occident — un art qui recherche l'émotion et le naturel, et non plus seulement le symbole.</w:t>
       </w:r>
     </w:p>
+    <w:p>
+      <w:r>
+        <w:t>[</w:t>
+      </w:r>
+      <w:r>
+        <w:rPr>
+          <w:rFonts w:ascii="Segoe UI Emoji" w:hAnsi="Segoe UI Emoji" w:cs="Segoe UI Emoji"/>
+        </w:rPr>
+        <w:t>🎧</w:t>
+      </w:r>
+      <w:r>
+        <w:t>]</w:t>
+      </w:r>
+    </w:p>
     <w:p/>
     <w:p>
       <w:pPr>
@@ -2070,11 +2814,26 @@
           <w:b/>
           <w:bCs/>
         </w:rPr>
+        <w:lastRenderedPageBreak/>
         <w:t>Les mosaïques impériales : Comnène et Zoé</w:t>
       </w:r>
     </w:p>
     <w:p>
       <w:r>
+        <w:t>[</w:t>
+      </w:r>
+      <w:r>
+        <w:rPr>
+          <w:rFonts w:ascii="Segoe UI Emoji" w:hAnsi="Segoe UI Emoji" w:cs="Segoe UI Emoji"/>
+        </w:rPr>
+        <w:t>🎧</w:t>
+      </w:r>
+      <w:r>
+        <w:t>]</w:t>
+      </w:r>
+    </w:p>
+    <w:p>
+      <w:r>
         <w:t xml:space="preserve">Juste à côté, deux autres panneaux, plus petits mais tout aussi précieux, représentent des couples impériaux en train d'offrir des dons symboliques au Christ ou à la Vierge — de l'or, un parchemin. Le premier montre l'empereur </w:t>
       </w:r>
       <w:r>
@@ -2106,6 +2865,20 @@
       </w:r>
       <w:r>
         <w:t>, aux côtés de son mari.</w:t>
+      </w:r>
+    </w:p>
+    <w:p>
+      <w:r>
+        <w:t>[</w:t>
+      </w:r>
+      <w:r>
+        <w:rPr>
+          <w:rFonts w:ascii="Segoe UI Emoji" w:hAnsi="Segoe UI Emoji" w:cs="Segoe UI Emoji"/>
+        </w:rPr>
+        <w:t>🎧</w:t>
+      </w:r>
+      <w:r>
+        <w:t>]</w:t>
       </w:r>
     </w:p>
     <w:p>
@@ -2165,6 +2938,20 @@
     </w:p>
     <w:p>
       <w:r>
+        <w:t>[</w:t>
+      </w:r>
+      <w:r>
+        <w:rPr>
+          <w:rFonts w:ascii="Segoe UI Emoji" w:hAnsi="Segoe UI Emoji" w:cs="Segoe UI Emoji"/>
+        </w:rPr>
+        <w:t>🎧</w:t>
+      </w:r>
+      <w:r>
+        <w:t>]</w:t>
+      </w:r>
+    </w:p>
+    <w:p>
+      <w:r>
         <w:t xml:space="preserve">Ce second panneau a une particularité amusante : si vous regardez de près le visage de l'homme et l'inscription à côté de lui, vous remarquerez qu'ils ne correspondent pas tout à fait au reste de la mosaïque. La raison : l'impératrice Zoé s'est mariée </w:t>
       </w:r>
       <w:r>
@@ -2178,6 +2965,20 @@
         <w:t>, et à chaque nouveau mariage, les artistes byzantins ne refaisaient pas toute la mosaïque — ils changeaient simplement le visage et le nom du mari sur les tesselles existantes. Un recyclage impérial, en somme.</w:t>
       </w:r>
     </w:p>
+    <w:p>
+      <w:r>
+        <w:t>[</w:t>
+      </w:r>
+      <w:r>
+        <w:rPr>
+          <w:rFonts w:ascii="Segoe UI Emoji" w:hAnsi="Segoe UI Emoji" w:cs="Segoe UI Emoji"/>
+        </w:rPr>
+        <w:t>🎧</w:t>
+      </w:r>
+      <w:r>
+        <w:t>]</w:t>
+      </w:r>
+    </w:p>
     <w:p/>
     <w:p>
       <w:pPr>
@@ -2196,6 +2997,21 @@
     </w:p>
     <w:p>
       <w:r>
+        <w:t>[</w:t>
+      </w:r>
+      <w:r>
+        <w:rPr>
+          <w:rFonts w:ascii="Segoe UI Emoji" w:hAnsi="Segoe UI Emoji" w:cs="Segoe UI Emoji"/>
+        </w:rPr>
+        <w:t>🎧</w:t>
+      </w:r>
+      <w:r>
+        <w:t>]</w:t>
+      </w:r>
+    </w:p>
+    <w:p>
+      <w:r>
+        <w:lastRenderedPageBreak/>
         <w:t xml:space="preserve">Un peu plus loin, au plafond, dans un renfoncement souvent dans la pénombre, se cache un portrait plus rare : celui de l'empereur </w:t>
       </w:r>
       <w:r>
@@ -2207,6 +3023,20 @@
       </w:r>
       <w:r>
         <w:t xml:space="preserve">, qui n'a régné qu'un an, en 912. </w:t>
+      </w:r>
+    </w:p>
+    <w:p>
+      <w:r>
+        <w:t>[</w:t>
+      </w:r>
+      <w:r>
+        <w:rPr>
+          <w:rFonts w:ascii="Segoe UI Emoji" w:hAnsi="Segoe UI Emoji" w:cs="Segoe UI Emoji"/>
+        </w:rPr>
+        <w:t>🎧</w:t>
+      </w:r>
+      <w:r>
+        <w:t>]</w:t>
       </w:r>
     </w:p>
     <w:p>
@@ -2266,9 +3096,37 @@
     </w:p>
     <w:p>
       <w:r>
+        <w:t>[</w:t>
+      </w:r>
+      <w:r>
+        <w:rPr>
+          <w:rFonts w:ascii="Segoe UI Emoji" w:hAnsi="Segoe UI Emoji" w:cs="Segoe UI Emoji"/>
+        </w:rPr>
+        <w:t>🎧</w:t>
+      </w:r>
+      <w:r>
+        <w:t>]</w:t>
+      </w:r>
+    </w:p>
+    <w:p>
+      <w:r>
         <w:t>Cette mosaïque est restée invisible pendant des décennies, recouverte de plâtre et de peinture, avant d'être redécouverte seulement en 1958. C'est un peu le secret bien gardé de la visite — la plupart des visiteurs passent devant sans même la remarquer.</w:t>
       </w:r>
     </w:p>
+    <w:p>
+      <w:r>
+        <w:t>[</w:t>
+      </w:r>
+      <w:r>
+        <w:rPr>
+          <w:rFonts w:ascii="Segoe UI Emoji" w:hAnsi="Segoe UI Emoji" w:cs="Segoe UI Emoji"/>
+        </w:rPr>
+        <w:t>🎧</w:t>
+      </w:r>
+      <w:r>
+        <w:t>]</w:t>
+      </w:r>
+    </w:p>
     <w:p/>
     <w:p>
       <w:pPr>
@@ -2287,6 +3145,20 @@
     </w:p>
     <w:p>
       <w:r>
+        <w:t>[</w:t>
+      </w:r>
+      <w:r>
+        <w:rPr>
+          <w:rFonts w:ascii="Segoe UI Emoji" w:hAnsi="Segoe UI Emoji" w:cs="Segoe UI Emoji"/>
+        </w:rPr>
+        <w:t>🎧</w:t>
+      </w:r>
+      <w:r>
+        <w:t>]</w:t>
+      </w:r>
+    </w:p>
+    <w:p>
+      <w:r>
         <w:t xml:space="preserve">Dernier arrêt, et sans doute le plus inattendu : sur le rebord de marbre d'une des balustrades de cette galerie, penchez-vous et cherchez une inscription gravée, faite de lettres anguleuses très différentes de tout ce que vous avez vu jusqu'ici. Ce sont des </w:t>
       </w:r>
       <w:r>
@@ -2323,9 +3195,24 @@
     </w:p>
     <w:p>
       <w:r>
+        <w:t>[</w:t>
+      </w:r>
+      <w:r>
+        <w:rPr>
+          <w:rFonts w:ascii="Segoe UI Emoji" w:hAnsi="Segoe UI Emoji" w:cs="Segoe UI Emoji"/>
+        </w:rPr>
+        <w:t>🎧</w:t>
+      </w:r>
+      <w:r>
+        <w:t>]</w:t>
+      </w:r>
+    </w:p>
+    <w:p>
+      <w:r>
         <w:rPr>
           <w:noProof/>
         </w:rPr>
+        <w:lastRenderedPageBreak/>
         <w:drawing>
           <wp:inline distT="0" distB="0" distL="0" distR="0" wp14:anchorId="2845516F" wp14:editId="0651DA7B">
             <wp:extent cx="3345873" cy="2230582"/>
@@ -2378,6 +3265,20 @@
     </w:p>
     <w:p>
       <w:r>
+        <w:t>[</w:t>
+      </w:r>
+      <w:r>
+        <w:rPr>
+          <w:rFonts w:ascii="Segoe UI Emoji" w:hAnsi="Segoe UI Emoji" w:cs="Segoe UI Emoji"/>
+        </w:rPr>
+        <w:t>🎧</w:t>
+      </w:r>
+      <w:r>
+        <w:t>]</w:t>
+      </w:r>
+    </w:p>
+    <w:p>
+      <w:r>
         <w:t>On pense qu'elles ont été gravées par un mercenaire</w:t>
       </w:r>
       <w:r>
@@ -2411,6 +3312,20 @@
         <w:t xml:space="preserve"> s'est visiblement ennuyé et a laissé sa marque, un peu comme on grave ses initiales sur un banc aujourd'hui. Mille ans plus tard, elle est toujours là.</w:t>
       </w:r>
     </w:p>
+    <w:p>
+      <w:r>
+        <w:t>[</w:t>
+      </w:r>
+      <w:r>
+        <w:rPr>
+          <w:rFonts w:ascii="Segoe UI Emoji" w:hAnsi="Segoe UI Emoji" w:cs="Segoe UI Emoji"/>
+        </w:rPr>
+        <w:t>🎧</w:t>
+      </w:r>
+      <w:r>
+        <w:t>]</w:t>
+      </w:r>
+    </w:p>
     <w:p/>
     <w:p>
       <w:pPr>
@@ -2429,6 +3344,20 @@
     </w:p>
     <w:p>
       <w:r>
+        <w:t>[</w:t>
+      </w:r>
+      <w:r>
+        <w:rPr>
+          <w:rFonts w:ascii="Segoe UI Emoji" w:hAnsi="Segoe UI Emoji" w:cs="Segoe UI Emoji"/>
+        </w:rPr>
+        <w:t>🎧</w:t>
+      </w:r>
+      <w:r>
+        <w:t>]</w:t>
+      </w:r>
+    </w:p>
+    <w:p>
+      <w:r>
         <w:t>Avant de repartir, accordez-vous un dernier moment, en surplomb de la nef depuis cette galerie. Regardez cet espace une dernière fois dans son ensemble : une coupole conçue par des ingénieurs byzantins il y a 1500 ans, un Christ peint par des mosaïstes qui cherchaient déjà l'émotion humaine, un mihrab tourné vers La Mecque, des runes vikings griffonnées par un garde du corps loin de chez lui.</w:t>
       </w:r>
     </w:p>
@@ -2440,6 +3369,20 @@
     <w:p>
       <w:r>
         <w:t>Alors, la visite vous a plu ?</w:t>
+      </w:r>
+    </w:p>
+    <w:p>
+      <w:r>
+        <w:t>[</w:t>
+      </w:r>
+      <w:r>
+        <w:rPr>
+          <w:rFonts w:ascii="Segoe UI Emoji" w:hAnsi="Segoe UI Emoji" w:cs="Segoe UI Emoji"/>
+        </w:rPr>
+        <w:t>🎧</w:t>
+      </w:r>
+      <w:r>
+        <w:t>]</w:t>
       </w:r>
     </w:p>
     <w:p/>
@@ -2855,7 +3798,7 @@
   <w:style w:type="paragraph" w:default="1" w:styleId="Normal">
     <w:name w:val="Normal"/>
     <w:qFormat/>
-    <w:rsid w:val="00462436"/>
+    <w:rsid w:val="001F53CF"/>
   </w:style>
   <w:style w:type="paragraph" w:styleId="Titre1">
     <w:name w:val="heading 1"/>
@@ -3059,6 +4002,7 @@
   <w:style w:type="character" w:default="1" w:styleId="Policepardfaut">
     <w:name w:val="Default Paragraph Font"/>
     <w:uiPriority w:val="1"/>
+    <w:semiHidden/>
     <w:unhideWhenUsed/>
   </w:style>
   <w:style w:type="table" w:default="1" w:styleId="TableauNormal">

--- a/docs/visites-guidees/sainte-sophie.docx
+++ b/docs/visites-guidees/sainte-sophie.docx
@@ -77,17 +77,34 @@
           <w:b/>
           <w:bCs/>
         </w:rPr>
-        <w:t xml:space="preserve">en grec </w:t>
-      </w:r>
-      <w:r>
-        <w:t xml:space="preserve"> signifie « Sainte Sagesse » ou « Sagesse divine ».</w:t>
-      </w:r>
-      <w:r>
-        <w:t xml:space="preserve"> La </w:t>
+        <w:t xml:space="preserve">en </w:t>
+      </w:r>
+      <w:proofErr w:type="gramStart"/>
+      <w:r>
+        <w:rPr>
+          <w:b/>
+          <w:bCs/>
+        </w:rPr>
+        <w:t xml:space="preserve">grec </w:t>
+      </w:r>
+      <w:r>
+        <w:t xml:space="preserve"> signifie</w:t>
+      </w:r>
+      <w:proofErr w:type="gramEnd"/>
+      <w:r>
+        <w:t xml:space="preserve"> « Sainte Sagesse » ou « Sagesse divine ».</w:t>
+      </w:r>
+      <w:r>
+        <w:t xml:space="preserve"> </w:t>
+      </w:r>
+      <w:proofErr w:type="gramStart"/>
+      <w:r>
+        <w:t xml:space="preserve">La </w:t>
       </w:r>
       <w:r>
         <w:t>nom</w:t>
       </w:r>
+      <w:proofErr w:type="gramEnd"/>
       <w:r>
         <w:t xml:space="preserve"> de cet édifice</w:t>
       </w:r>
@@ -101,10 +118,18 @@
         <w:t xml:space="preserve"> référence à une notion </w:t>
       </w:r>
       <w:r>
-        <w:t>religieuse (et non à une sainte ou à une personne)</w:t>
-      </w:r>
-      <w:r>
-        <w:t xml:space="preserve">: l'édifice était dédié à la </w:t>
+        <w:t>religieuse (et non à une sainte ou à une personne</w:t>
+      </w:r>
+      <w:proofErr w:type="gramStart"/>
+      <w:r>
+        <w:t>)</w:t>
+      </w:r>
+      <w:r>
+        <w:t>:</w:t>
+      </w:r>
+      <w:proofErr w:type="gramEnd"/>
+      <w:r>
+        <w:t xml:space="preserve"> l'édifice était dédié à la </w:t>
       </w:r>
       <w:r>
         <w:rPr>
@@ -219,9 +244,14 @@
       <w:r>
         <w:t xml:space="preserve">Petite règle du jeu pour cette visite : ce lieu a connu trois vies. Il a été une église chrétienne pendant 900 ans, une mosquée pendant près de 500 ans, un musée pendant 80 ans, et il est aujourd'hui, depuis 2020, à nouveau une mosquée en activité — mais ouverte aux visiteurs de toutes les religions, en dehors des heures de prière. Vous allez donc voir, littéralement superposées sur les mêmes murs, deux civilisations qui se </w:t>
       </w:r>
+      <w:proofErr w:type="gramStart"/>
       <w:r>
         <w:lastRenderedPageBreak/>
-        <w:t>répondent : Byzance et l'Empire ottoman. Gardez cette idée en tête, elle va rendre chaque détail beaucoup plus parlant.</w:t>
+        <w:t>répondent</w:t>
+      </w:r>
+      <w:proofErr w:type="gramEnd"/>
+      <w:r>
+        <w:t xml:space="preserve"> : Byzance et l'Empire ottoman. Gardez cette idée en tête, elle va rendre chaque détail beaucoup plus parlant.</w:t>
       </w:r>
     </w:p>
     <w:p>
@@ -431,6 +461,58 @@
       </w:r>
       <w:r>
         <w:t>]</w:t>
+      </w:r>
+    </w:p>
+    <w:p>
+      <w:r>
+        <w:drawing>
+          <wp:inline distT="0" distB="0" distL="0" distR="0" wp14:anchorId="52B063BB" wp14:editId="1712C2D2">
+            <wp:extent cx="5760720" cy="2451100"/>
+            <wp:effectExtent l="0" t="0" r="0" b="6350"/>
+            <wp:docPr id="956667221" name="Image 2"/>
+            <wp:cNvGraphicFramePr>
+              <a:graphicFrameLocks xmlns:a="http://schemas.openxmlformats.org/drawingml/2006/main" noChangeAspect="1"/>
+            </wp:cNvGraphicFramePr>
+            <a:graphic xmlns:a="http://schemas.openxmlformats.org/drawingml/2006/main">
+              <a:graphicData uri="http://schemas.openxmlformats.org/drawingml/2006/picture">
+                <pic:pic xmlns:pic="http://schemas.openxmlformats.org/drawingml/2006/picture">
+                  <pic:nvPicPr>
+                    <pic:cNvPr id="0" name="Picture 6"/>
+                    <pic:cNvPicPr>
+                      <a:picLocks noChangeAspect="1" noChangeArrowheads="1"/>
+                    </pic:cNvPicPr>
+                  </pic:nvPicPr>
+                  <pic:blipFill>
+                    <a:blip r:embed="rId5">
+                      <a:extLst>
+                        <a:ext uri="{28A0092B-C50C-407E-A947-70E740481C1C}">
+                          <a14:useLocalDpi xmlns:a14="http://schemas.microsoft.com/office/drawing/2010/main" val="0"/>
+                        </a:ext>
+                      </a:extLst>
+                    </a:blip>
+                    <a:srcRect/>
+                    <a:stretch>
+                      <a:fillRect/>
+                    </a:stretch>
+                  </pic:blipFill>
+                  <pic:spPr bwMode="auto">
+                    <a:xfrm>
+                      <a:off x="0" y="0"/>
+                      <a:ext cx="5760720" cy="2451100"/>
+                    </a:xfrm>
+                    <a:prstGeom prst="rect">
+                      <a:avLst/>
+                    </a:prstGeom>
+                    <a:noFill/>
+                    <a:ln>
+                      <a:noFill/>
+                    </a:ln>
+                  </pic:spPr>
+                </pic:pic>
+              </a:graphicData>
+            </a:graphic>
+          </wp:inline>
+        </w:drawing>
       </w:r>
     </w:p>
     <w:p/>
@@ -516,7 +598,7 @@
                     </pic:cNvPicPr>
                   </pic:nvPicPr>
                   <pic:blipFill rotWithShape="1">
-                    <a:blip r:embed="rId5">
+                    <a:blip r:embed="rId6">
                       <a:extLst>
                         <a:ext uri="{28A0092B-C50C-407E-A947-70E740481C1C}">
                           <a14:useLocalDpi xmlns:a14="http://schemas.microsoft.com/office/drawing/2010/main" val="0"/>
@@ -635,7 +717,7 @@
         </w:rPr>
         <w:lastRenderedPageBreak/>
         <w:drawing>
-          <wp:inline distT="0" distB="0" distL="0" distR="0" wp14:anchorId="70DEA5A9" wp14:editId="4D528D30">
+          <wp:inline distT="0" distB="0" distL="0" distR="0" wp14:anchorId="70DEA5A9" wp14:editId="603D9FB5">
             <wp:extent cx="2548649" cy="3512820"/>
             <wp:effectExtent l="0" t="0" r="4445" b="0"/>
             <wp:docPr id="584604288" name="Image 2" descr="Le Narthex De La Mosquée Sainte-Sophie. Istanbul, Turquie Image éditorial -  Image du pierre, république: 130033845"/>
@@ -652,7 +734,7 @@
                     </pic:cNvPicPr>
                   </pic:nvPicPr>
                   <pic:blipFill>
-                    <a:blip r:embed="rId6" cstate="print">
+                    <a:blip r:embed="rId7" cstate="print">
                       <a:extLst>
                         <a:ext uri="{28A0092B-C50C-407E-A947-70E740481C1C}">
                           <a14:useLocalDpi xmlns:a14="http://schemas.microsoft.com/office/drawing/2010/main" val="0"/>
@@ -784,7 +866,7 @@
         </w:rPr>
         <w:lastRenderedPageBreak/>
         <w:drawing>
-          <wp:inline distT="0" distB="0" distL="0" distR="0" wp14:anchorId="5DF1ECE0" wp14:editId="29FC40E6">
+          <wp:inline distT="0" distB="0" distL="0" distR="0" wp14:anchorId="5DF1ECE0" wp14:editId="13B34A7F">
             <wp:extent cx="3464263" cy="2313709"/>
             <wp:effectExtent l="0" t="0" r="3175" b="0"/>
             <wp:docPr id="603642800" name="Image 8"/>
@@ -801,7 +883,7 @@
                     </pic:cNvPicPr>
                   </pic:nvPicPr>
                   <pic:blipFill>
-                    <a:blip r:embed="rId7" cstate="print">
+                    <a:blip r:embed="rId8" cstate="print">
                       <a:extLst>
                         <a:ext uri="{28A0092B-C50C-407E-A947-70E740481C1C}">
                           <a14:useLocalDpi xmlns:a14="http://schemas.microsoft.com/office/drawing/2010/main" val="0"/>
@@ -977,7 +1059,7 @@
                     </pic:cNvPicPr>
                   </pic:nvPicPr>
                   <pic:blipFill>
-                    <a:blip r:embed="rId8" cstate="print">
+                    <a:blip r:embed="rId9" cstate="print">
                       <a:extLst>
                         <a:ext uri="{28A0092B-C50C-407E-A947-70E740481C1C}">
                           <a14:useLocalDpi xmlns:a14="http://schemas.microsoft.com/office/drawing/2010/main" val="0"/>
@@ -1179,7 +1261,7 @@
                     </pic:cNvPicPr>
                   </pic:nvPicPr>
                   <pic:blipFill>
-                    <a:blip r:embed="rId9" cstate="print">
+                    <a:blip r:embed="rId10" cstate="print">
                       <a:extLst>
                         <a:ext uri="{28A0092B-C50C-407E-A947-70E740481C1C}">
                           <a14:useLocalDpi xmlns:a14="http://schemas.microsoft.com/office/drawing/2010/main" val="0"/>
@@ -1285,7 +1367,7 @@
                     </pic:cNvPicPr>
                   </pic:nvPicPr>
                   <pic:blipFill>
-                    <a:blip r:embed="rId10" cstate="print">
+                    <a:blip r:embed="rId11" cstate="print">
                       <a:extLst>
                         <a:ext uri="{28A0092B-C50C-407E-A947-70E740481C1C}">
                           <a14:useLocalDpi xmlns:a14="http://schemas.microsoft.com/office/drawing/2010/main" val="0"/>
@@ -1391,7 +1473,7 @@
                     </pic:cNvPicPr>
                   </pic:nvPicPr>
                   <pic:blipFill>
-                    <a:blip r:embed="rId11">
+                    <a:blip r:embed="rId12">
                       <a:extLst>
                         <a:ext uri="{28A0092B-C50C-407E-A947-70E740481C1C}">
                           <a14:useLocalDpi xmlns:a14="http://schemas.microsoft.com/office/drawing/2010/main" val="0"/>
@@ -1564,7 +1646,7 @@
                     </pic:cNvPicPr>
                   </pic:nvPicPr>
                   <pic:blipFill>
-                    <a:blip r:embed="rId12" cstate="print">
+                    <a:blip r:embed="rId13" cstate="print">
                       <a:extLst>
                         <a:ext uri="{28A0092B-C50C-407E-A947-70E740481C1C}">
                           <a14:useLocalDpi xmlns:a14="http://schemas.microsoft.com/office/drawing/2010/main" val="0"/>
@@ -1679,7 +1761,7 @@
                     </pic:cNvPicPr>
                   </pic:nvPicPr>
                   <pic:blipFill>
-                    <a:blip r:embed="rId13">
+                    <a:blip r:embed="rId14">
                       <a:extLst>
                         <a:ext uri="{28A0092B-C50C-407E-A947-70E740481C1C}">
                           <a14:useLocalDpi xmlns:a14="http://schemas.microsoft.com/office/drawing/2010/main" val="0"/>
@@ -1822,7 +1904,7 @@
                     </pic:cNvPicPr>
                   </pic:nvPicPr>
                   <pic:blipFill>
-                    <a:blip r:embed="rId14">
+                    <a:blip r:embed="rId15">
                       <a:extLst>
                         <a:ext uri="{28A0092B-C50C-407E-A947-70E740481C1C}">
                           <a14:useLocalDpi xmlns:a14="http://schemas.microsoft.com/office/drawing/2010/main" val="0"/>
@@ -1937,7 +2019,7 @@
                     </pic:cNvPicPr>
                   </pic:nvPicPr>
                   <pic:blipFill>
-                    <a:blip r:embed="rId15" cstate="print">
+                    <a:blip r:embed="rId16" cstate="print">
                       <a:extLst>
                         <a:ext uri="{28A0092B-C50C-407E-A947-70E740481C1C}">
                           <a14:useLocalDpi xmlns:a14="http://schemas.microsoft.com/office/drawing/2010/main" val="0"/>
@@ -2234,7 +2316,7 @@
                     </pic:cNvPicPr>
                   </pic:nvPicPr>
                   <pic:blipFill>
-                    <a:blip r:embed="rId16" cstate="print">
+                    <a:blip r:embed="rId17" cstate="print">
                       <a:extLst>
                         <a:ext uri="{28A0092B-C50C-407E-A947-70E740481C1C}">
                           <a14:useLocalDpi xmlns:a14="http://schemas.microsoft.com/office/drawing/2010/main" val="0"/>
@@ -2396,7 +2478,7 @@
                     </pic:cNvPicPr>
                   </pic:nvPicPr>
                   <pic:blipFill>
-                    <a:blip r:embed="rId17" cstate="print">
+                    <a:blip r:embed="rId18" cstate="print">
                       <a:extLst>
                         <a:ext uri="{28A0092B-C50C-407E-A947-70E740481C1C}">
                           <a14:useLocalDpi xmlns:a14="http://schemas.microsoft.com/office/drawing/2010/main" val="0"/>
@@ -2523,7 +2605,7 @@
                     </pic:cNvPicPr>
                   </pic:nvPicPr>
                   <pic:blipFill>
-                    <a:blip r:embed="rId18" cstate="print">
+                    <a:blip r:embed="rId19" cstate="print">
                       <a:extLst>
                         <a:ext uri="{28A0092B-C50C-407E-A947-70E740481C1C}">
                           <a14:useLocalDpi xmlns:a14="http://schemas.microsoft.com/office/drawing/2010/main" val="0"/>
@@ -2666,7 +2748,7 @@
                     </pic:cNvPicPr>
                   </pic:nvPicPr>
                   <pic:blipFill>
-                    <a:blip r:embed="rId19" cstate="print">
+                    <a:blip r:embed="rId20" cstate="print">
                       <a:extLst>
                         <a:ext uri="{28A0092B-C50C-407E-A947-70E740481C1C}">
                           <a14:useLocalDpi xmlns:a14="http://schemas.microsoft.com/office/drawing/2010/main" val="0"/>
@@ -2722,7 +2804,7 @@
                     </pic:cNvPicPr>
                   </pic:nvPicPr>
                   <pic:blipFill>
-                    <a:blip r:embed="rId20" cstate="print">
+                    <a:blip r:embed="rId21" cstate="print">
                       <a:extLst>
                         <a:ext uri="{28A0092B-C50C-407E-A947-70E740481C1C}">
                           <a14:useLocalDpi xmlns:a14="http://schemas.microsoft.com/office/drawing/2010/main" val="0"/>
@@ -2904,7 +2986,7 @@
                     </pic:cNvPicPr>
                   </pic:nvPicPr>
                   <pic:blipFill>
-                    <a:blip r:embed="rId21" cstate="print">
+                    <a:blip r:embed="rId22" cstate="print">
                       <a:extLst>
                         <a:ext uri="{28A0092B-C50C-407E-A947-70E740481C1C}">
                           <a14:useLocalDpi xmlns:a14="http://schemas.microsoft.com/office/drawing/2010/main" val="0"/>
@@ -3062,7 +3144,7 @@
                     </pic:cNvPicPr>
                   </pic:nvPicPr>
                   <pic:blipFill>
-                    <a:blip r:embed="rId22" cstate="print">
+                    <a:blip r:embed="rId23" cstate="print">
                       <a:extLst>
                         <a:ext uri="{28A0092B-C50C-407E-A947-70E740481C1C}">
                           <a14:useLocalDpi xmlns:a14="http://schemas.microsoft.com/office/drawing/2010/main" val="0"/>
@@ -3231,7 +3313,7 @@
                     </pic:cNvPicPr>
                   </pic:nvPicPr>
                   <pic:blipFill>
-                    <a:blip r:embed="rId23" cstate="print">
+                    <a:blip r:embed="rId24" cstate="print">
                       <a:extLst>
                         <a:ext uri="{28A0092B-C50C-407E-A947-70E740481C1C}">
                           <a14:useLocalDpi xmlns:a14="http://schemas.microsoft.com/office/drawing/2010/main" val="0"/>
@@ -4002,7 +4084,6 @@
   <w:style w:type="character" w:default="1" w:styleId="Policepardfaut">
     <w:name w:val="Default Paragraph Font"/>
     <w:uiPriority w:val="1"/>
-    <w:semiHidden/>
     <w:unhideWhenUsed/>
   </w:style>
   <w:style w:type="table" w:default="1" w:styleId="TableauNormal">

--- a/docs/visites-guidees/sainte-sophie.docx
+++ b/docs/visites-guidees/sainte-sophie.docx
@@ -15,17 +15,6 @@
           <w:bCs/>
         </w:rPr>
         <w:t>INTRODUCTION (avant d'entrer)</w:t>
-      </w:r>
-    </w:p>
-    <w:p>
-      <w:r>
-        <w:t xml:space="preserve">[Ambiance : </w:t>
-      </w:r>
-      <w:r>
-        <w:t>léger bruit de foule puis appel à la prière</w:t>
-      </w:r>
-      <w:r>
-        <w:t xml:space="preserve"> par l’Imam]</w:t>
       </w:r>
     </w:p>
     <w:p>
@@ -246,16 +235,16 @@
       </w:r>
       <w:proofErr w:type="gramStart"/>
       <w:r>
+        <w:t>répondent</w:t>
+      </w:r>
+      <w:proofErr w:type="gramEnd"/>
+      <w:r>
+        <w:t xml:space="preserve"> : Byzance et l'Empire ottoman. Gardez cette idée en tête, elle va rendre chaque détail beaucoup plus parlant.</w:t>
+      </w:r>
+    </w:p>
+    <w:p>
+      <w:r>
         <w:lastRenderedPageBreak/>
-        <w:t>répondent</w:t>
-      </w:r>
-      <w:proofErr w:type="gramEnd"/>
-      <w:r>
-        <w:t xml:space="preserve"> : Byzance et l'Empire ottoman. Gardez cette idée en tête, elle va rendre chaque détail beaucoup plus parlant.</w:t>
-      </w:r>
-    </w:p>
-    <w:p>
-      <w:r>
         <w:t>Allez, on entre.</w:t>
       </w:r>
     </w:p>
@@ -402,18 +391,21 @@
     </w:p>
     <w:p>
       <w:r>
+        <w:t xml:space="preserve">Avant même de franchir la porte, sachez que le bâtiment que vous voyez n'est pas le premier sur ce site. C'est en réalité la </w:t>
+      </w:r>
+      <w:r>
+        <w:rPr>
+          <w:b/>
+          <w:bCs/>
+        </w:rPr>
+        <w:t>troisième église</w:t>
+      </w:r>
+      <w:r>
+        <w:t xml:space="preserve"> construite ici. La première a brûlé. La seconde a été détruite dans une émeute en 532 — une révolte si violente </w:t>
+      </w:r>
+      <w:r>
         <w:lastRenderedPageBreak/>
-        <w:t xml:space="preserve">Avant même de franchir la porte, sachez que le bâtiment que vous voyez n'est pas le premier sur ce site. C'est en réalité la </w:t>
-      </w:r>
-      <w:r>
-        <w:rPr>
-          <w:b/>
-          <w:bCs/>
-        </w:rPr>
-        <w:t>troisième église</w:t>
-      </w:r>
-      <w:r>
-        <w:t xml:space="preserve"> construite ici. La première a brûlé. La seconde a été détruite dans une émeute en 532 — une révolte si violente qu'elle a rasé la moitié de la ville. Quelques blocs de pierre sculptés, visibles près de l'entrée, sont tout ce qu'il reste de cette deuxième église, celle de l'empereur Théodose II.</w:t>
+        <w:t>qu'elle a rasé la moitié de la ville. Quelques blocs de pierre sculptés, visibles près de l'entrée, sont tout ce qu'il reste de cette deuxième église, celle de l'empereur Théodose II.</w:t>
       </w:r>
     </w:p>
     <w:p>
@@ -465,6 +457,9 @@
     </w:p>
     <w:p>
       <w:r>
+        <w:rPr>
+          <w:noProof/>
+        </w:rPr>
         <w:drawing>
           <wp:inline distT="0" distB="0" distL="0" distR="0" wp14:anchorId="52B063BB" wp14:editId="1712C2D2">
             <wp:extent cx="5760720" cy="2451100"/>
@@ -717,7 +712,7 @@
         </w:rPr>
         <w:lastRenderedPageBreak/>
         <w:drawing>
-          <wp:inline distT="0" distB="0" distL="0" distR="0" wp14:anchorId="70DEA5A9" wp14:editId="603D9FB5">
+          <wp:inline distT="0" distB="0" distL="0" distR="0" wp14:anchorId="70DEA5A9" wp14:editId="77D91A9A">
             <wp:extent cx="2548649" cy="3512820"/>
             <wp:effectExtent l="0" t="0" r="4445" b="0"/>
             <wp:docPr id="584604288" name="Image 2" descr="Le Narthex De La Mosquée Sainte-Sophie. Istanbul, Turquie Image éditorial -  Image du pierre, république: 130033845"/>
@@ -866,7 +861,7 @@
         </w:rPr>
         <w:lastRenderedPageBreak/>
         <w:drawing>
-          <wp:inline distT="0" distB="0" distL="0" distR="0" wp14:anchorId="5DF1ECE0" wp14:editId="13B34A7F">
+          <wp:inline distT="0" distB="0" distL="0" distR="0" wp14:anchorId="5DF1ECE0" wp14:editId="1A34D4EC">
             <wp:extent cx="3464263" cy="2313709"/>
             <wp:effectExtent l="0" t="0" r="3175" b="0"/>
             <wp:docPr id="603642800" name="Image 8"/>
@@ -4084,6 +4079,7 @@
   <w:style w:type="character" w:default="1" w:styleId="Policepardfaut">
     <w:name w:val="Default Paragraph Font"/>
     <w:uiPriority w:val="1"/>
+    <w:semiHidden/>
     <w:unhideWhenUsed/>
   </w:style>
   <w:style w:type="table" w:default="1" w:styleId="TableauNormal">
